--- a/LetsNote CF-QV8/CF-QV8.docx
+++ b/LetsNote CF-QV8/CF-QV8.docx
@@ -4,7 +4,7 @@
   <w:body>
     <w:p>
       <w:pPr>
-        <w:pStyle w:val="Title"/>
+        <w:pStyle w:val="Style18"/>
         <w:bidi w:val="0"/>
         <w:spacing w:before="240" w:after="120"/>
         <w:rPr/>
@@ -16,9 +16,13 @@
     </w:p>
     <w:p>
       <w:pPr>
-        <w:pStyle w:val="Heading1"/>
+        <w:pStyle w:val="1"/>
+        <w:numPr>
+          <w:ilvl w:val="0"/>
+          <w:numId w:val="2"/>
+        </w:numPr>
         <w:bidi w:val="0"/>
-        <w:ind w:hanging="0" w:start="0"/>
+        <w:ind w:start="0" w:hanging="0"/>
         <w:jc w:val="start"/>
         <w:rPr/>
       </w:pPr>
@@ -29,13 +33,13 @@
     </w:p>
     <w:p>
       <w:pPr>
-        <w:pStyle w:val="Heading1"/>
+        <w:pStyle w:val="1"/>
         <w:numPr>
           <w:ilvl w:val="0"/>
           <w:numId w:val="0"/>
         </w:numPr>
         <w:bidi w:val="0"/>
-        <w:ind w:hanging="0" w:start="0"/>
+        <w:ind w:start="0" w:hanging="0"/>
         <w:jc w:val="start"/>
         <w:rPr/>
       </w:pPr>
@@ -93,7 +97,7 @@
     </w:p>
     <w:p>
       <w:pPr>
-        <w:pStyle w:val="BodyText"/>
+        <w:pStyle w:val="Style14"/>
         <w:bidi w:val="0"/>
         <w:jc w:val="start"/>
         <w:rPr/>
@@ -105,7 +109,7 @@
     </w:p>
     <w:p>
       <w:pPr>
-        <w:pStyle w:val="BodyText"/>
+        <w:pStyle w:val="Style14"/>
         <w:bidi w:val="0"/>
         <w:jc w:val="start"/>
         <w:rPr/>
@@ -121,7 +125,7 @@
     </w:p>
     <w:p>
       <w:pPr>
-        <w:pStyle w:val="BodyText"/>
+        <w:pStyle w:val="Style14"/>
         <w:bidi w:val="0"/>
         <w:jc w:val="start"/>
         <w:rPr/>
@@ -137,7 +141,7 @@
     </w:p>
     <w:p>
       <w:pPr>
-        <w:pStyle w:val="BodyText"/>
+        <w:pStyle w:val="Style14"/>
         <w:bidi w:val="0"/>
         <w:spacing w:before="0" w:after="140"/>
         <w:jc w:val="start"/>
@@ -154,6 +158,266 @@
       <w:r>
         <w:rPr/>
         <w:t>の差込口がある。</w:t>
+      </w:r>
+    </w:p>
+    <w:p>
+      <w:pPr>
+        <w:pStyle w:val="1"/>
+        <w:numPr>
+          <w:ilvl w:val="0"/>
+          <w:numId w:val="2"/>
+        </w:numPr>
+        <w:spacing w:before="240" w:after="120"/>
+        <w:rPr/>
+      </w:pPr>
+      <w:r>
+        <w:rPr/>
+        <w:t>バッテリー</w:t>
+      </w:r>
+    </w:p>
+    <w:p>
+      <w:pPr>
+        <w:pStyle w:val="Style14"/>
+        <w:rPr/>
+      </w:pPr>
+      <w:r>
+        <w:rPr/>
+        <w:t>CF-QV8</w:t>
+      </w:r>
+      <w:r>
+        <w:rPr/>
+        <w:t>バッテリー購入</w:t>
+      </w:r>
+    </w:p>
+    <w:p>
+      <w:pPr>
+        <w:pStyle w:val="Style14"/>
+        <w:rPr/>
+      </w:pPr>
+      <w:r>
+        <w:rPr>
+          <w:rFonts w:eastAsia="Noto Serif CJK JP" w:cs="Noto Sans Devanagari"/>
+          <w:color w:val="auto"/>
+          <w:kern w:val="2"/>
+          <w:sz w:val="24"/>
+          <w:szCs w:val="24"/>
+          <w:lang w:val="en-US" w:eastAsia="ja-JP" w:bidi="hi-IN"/>
+        </w:rPr>
+        <w:t>2025-11-27</w:t>
+      </w:r>
+    </w:p>
+    <w:p>
+      <w:pPr>
+        <w:pStyle w:val="Style14"/>
+        <w:rPr/>
+      </w:pPr>
+      <w:r>
+        <w:rPr/>
+        <w:t>ヨドバシカメラ</w:t>
+      </w:r>
+    </w:p>
+    <w:p>
+      <w:pPr>
+        <w:pStyle w:val="Style14"/>
+        <w:spacing w:lineRule="auto" w:line="276" w:before="0" w:after="140"/>
+        <w:rPr/>
+      </w:pPr>
+      <w:r>
+        <w:rPr/>
+        <w:t>「</w:t>
+      </w:r>
+      <w:r>
+        <w:rPr/>
+        <w:t>QV</w:t>
+      </w:r>
+      <w:r>
+        <w:rPr/>
+        <w:t xml:space="preserve">用バッテリーパック </w:t>
+      </w:r>
+      <w:r>
+        <w:rPr/>
+        <w:t>CF-VZSU1MJS</w:t>
+      </w:r>
+      <w:r>
+        <w:rPr/>
+        <w:t>」</w:t>
+      </w:r>
+      <w:r>
+        <w:rPr/>
+        <w:t xml:space="preserve">1 </w:t>
+      </w:r>
+      <w:r>
+        <w:rPr/>
+        <w:t xml:space="preserve">点 </w:t>
+      </w:r>
+      <w:r>
+        <w:rPr/>
+        <w:t xml:space="preserve">24,660 </w:t>
+      </w:r>
+      <w:r>
+        <w:rPr/>
+        <w:t>円</w:t>
+      </w:r>
+    </w:p>
+    <w:p>
+      <w:pPr>
+        <w:pStyle w:val="1"/>
+        <w:numPr>
+          <w:ilvl w:val="0"/>
+          <w:numId w:val="2"/>
+        </w:numPr>
+        <w:spacing w:before="240" w:after="120"/>
+        <w:rPr/>
+      </w:pPr>
+      <w:r>
+        <w:rPr/>
+        <w:t>OS</w:t>
+      </w:r>
+      <w:r>
+        <w:rPr>
+          <w:rFonts w:ascii="Liberation Serif" w:hAnsi="Liberation Serif" w:cs="Noto Sans Devanagari" w:eastAsia="Noto Sans CJK JP"/>
+          <w:b/>
+          <w:bCs/>
+          <w:color w:val="auto"/>
+          <w:kern w:val="2"/>
+          <w:sz w:val="36"/>
+          <w:szCs w:val="36"/>
+          <w:lang w:val="en-US" w:eastAsia="ja-JP" w:bidi="hi-IN"/>
+        </w:rPr>
+        <w:t>インストール</w:t>
+      </w:r>
+    </w:p>
+    <w:p>
+      <w:pPr>
+        <w:pStyle w:val="Style14"/>
+        <w:rPr/>
+      </w:pPr>
+      <w:r>
+        <w:rPr/>
+        <w:t>LinxMint</w:t>
+      </w:r>
+      <w:r>
+        <w:rPr>
+          <w:rFonts w:eastAsia="Noto Serif CJK JP" w:cs="Noto Sans Devanagari"/>
+          <w:color w:val="auto"/>
+          <w:kern w:val="2"/>
+          <w:sz w:val="24"/>
+          <w:szCs w:val="24"/>
+          <w:lang w:val="en-US" w:eastAsia="ja-JP" w:bidi="hi-IN"/>
+        </w:rPr>
+        <w:t>22.2</w:t>
+      </w:r>
+      <w:r>
+        <w:rPr>
+          <w:rFonts w:ascii="Liberation Serif" w:hAnsi="Liberation Serif" w:cs="Noto Sans Devanagari"/>
+          <w:color w:val="auto"/>
+          <w:kern w:val="2"/>
+          <w:sz w:val="24"/>
+          <w:szCs w:val="24"/>
+          <w:lang w:val="en-US" w:eastAsia="ja-JP" w:bidi="hi-IN"/>
+        </w:rPr>
+        <w:t>インストール→輝度調整できず。</w:t>
+      </w:r>
+    </w:p>
+    <w:p>
+      <w:pPr>
+        <w:pStyle w:val="Style14"/>
+        <w:rPr/>
+      </w:pPr>
+      <w:r>
+        <w:rPr>
+          <w:rFonts w:eastAsia="Noto Serif CJK JP" w:cs="Noto Sans Devanagari"/>
+          <w:color w:val="auto"/>
+          <w:kern w:val="2"/>
+          <w:sz w:val="24"/>
+          <w:szCs w:val="24"/>
+          <w:lang w:val="en-US" w:eastAsia="ja-JP" w:bidi="hi-IN"/>
+        </w:rPr>
+        <w:t>Ubuntu</w:t>
+      </w:r>
+      <w:r>
+        <w:rPr>
+          <w:rFonts w:eastAsia="Noto Serif CJK JP" w:cs="Noto Sans Devanagari"/>
+          <w:color w:val="auto"/>
+          <w:kern w:val="2"/>
+          <w:sz w:val="24"/>
+          <w:szCs w:val="24"/>
+          <w:lang w:val="en-US" w:eastAsia="ja-JP" w:bidi="hi-IN"/>
+        </w:rPr>
+        <w:t>24.04.3</w:t>
+      </w:r>
+      <w:r>
+        <w:rPr>
+          <w:rFonts w:ascii="Liberation Serif" w:hAnsi="Liberation Serif" w:cs="Noto Sans Devanagari"/>
+          <w:color w:val="auto"/>
+          <w:kern w:val="2"/>
+          <w:sz w:val="24"/>
+          <w:szCs w:val="24"/>
+          <w:lang w:val="en-US" w:eastAsia="ja-JP" w:bidi="hi-IN"/>
+        </w:rPr>
+        <w:t>インストール→パスキー認証できず。</w:t>
+      </w:r>
+    </w:p>
+    <w:p>
+      <w:pPr>
+        <w:pStyle w:val="Style14"/>
+        <w:spacing w:before="0" w:after="140"/>
+        <w:rPr/>
+      </w:pPr>
+      <w:r>
+        <w:rPr>
+          <w:rFonts w:eastAsia="Noto Serif CJK JP" w:cs="Noto Sans Devanagari"/>
+          <w:color w:val="auto"/>
+          <w:kern w:val="2"/>
+          <w:sz w:val="24"/>
+          <w:szCs w:val="24"/>
+          <w:lang w:val="en-US" w:eastAsia="ja-JP" w:bidi="hi-IN"/>
+        </w:rPr>
+        <w:t>L</w:t>
+      </w:r>
+      <w:r>
+        <w:rPr>
+          <w:rFonts w:eastAsia="Noto Serif CJK JP" w:cs="Noto Sans Devanagari"/>
+          <w:color w:val="auto"/>
+          <w:kern w:val="2"/>
+          <w:sz w:val="24"/>
+          <w:szCs w:val="24"/>
+          <w:lang w:val="en-US" w:eastAsia="ja-JP" w:bidi="hi-IN"/>
+        </w:rPr>
+        <w:t>inxMint21.3</w:t>
+      </w:r>
+      <w:r>
+        <w:rPr>
+          <w:rFonts w:ascii="Liberation Serif" w:hAnsi="Liberation Serif" w:cs="Noto Sans Devanagari"/>
+          <w:color w:val="auto"/>
+          <w:kern w:val="2"/>
+          <w:sz w:val="24"/>
+          <w:szCs w:val="24"/>
+          <w:lang w:val="en-US" w:eastAsia="ja-JP" w:bidi="hi-IN"/>
+        </w:rPr>
+        <w:t>インストール→お試しでは輝度調整できたが、インストール後にできなくなる。調査してできるようになった（</w:t>
+      </w:r>
+      <w:r>
+        <w:rPr>
+          <w:rFonts w:eastAsia="Noto Serif CJK JP" w:cs="Noto Sans Devanagari"/>
+          <w:color w:val="auto"/>
+          <w:kern w:val="2"/>
+          <w:sz w:val="24"/>
+          <w:szCs w:val="24"/>
+          <w:lang w:val="en-US" w:eastAsia="ja-JP" w:bidi="hi-IN"/>
+        </w:rPr>
+        <w:t>settings/linux.md</w:t>
+      </w:r>
+      <w:r>
+        <w:rPr>
+          <w:rFonts w:ascii="Liberation Serif" w:hAnsi="Liberation Serif" w:cs="Noto Sans Devanagari"/>
+          <w:color w:val="auto"/>
+          <w:kern w:val="2"/>
+          <w:sz w:val="24"/>
+          <w:szCs w:val="24"/>
+          <w:lang w:val="en-US" w:eastAsia="ja-JP" w:bidi="hi-IN"/>
+        </w:rPr>
+        <w:t>参照）</w:t>
       </w:r>
     </w:p>
     <w:sectPr>
@@ -163,6 +427,7 @@
       <w:pgNumType w:fmt="decimal"/>
       <w:formProt w:val="false"/>
       <w:textDirection w:val="lrTb"/>
+      <w:docGrid w:type="default" w:linePitch="100" w:charSpace="0"/>
     </w:sectPr>
   </w:body>
 </w:document>
@@ -173,7 +438,6 @@
   <w:abstractNum w:abstractNumId="1">
     <w:lvl w:ilvl="0">
       <w:start w:val="1"/>
-      <w:pStyle w:val="Heading1"/>
       <w:numFmt w:val="none"/>
       <w:suff w:val="nothing"/>
       <w:lvlText w:val=""/>
@@ -288,10 +552,141 @@
         </w:tabs>
         <w:ind w:start="0" w:hanging="0"/>
       </w:pPr>
+    </w:lvl>
+  </w:abstractNum>
+  <w:abstractNum w:abstractNumId="2">
+    <w:lvl w:ilvl="0">
+      <w:start w:val="1"/>
+      <w:numFmt w:val="none"/>
+      <w:suff w:val="nothing"/>
+      <w:lvlText w:val=""/>
+      <w:lvlJc w:val="start"/>
+      <w:pPr>
+        <w:tabs>
+          <w:tab w:val="num" w:pos="0"/>
+        </w:tabs>
+        <w:ind w:start="0" w:hanging="0"/>
+      </w:pPr>
+      <w:rPr/>
+    </w:lvl>
+    <w:lvl w:ilvl="1">
+      <w:start w:val="1"/>
+      <w:numFmt w:val="none"/>
+      <w:suff w:val="nothing"/>
+      <w:lvlText w:val=""/>
+      <w:lvlJc w:val="start"/>
+      <w:pPr>
+        <w:tabs>
+          <w:tab w:val="num" w:pos="0"/>
+        </w:tabs>
+        <w:ind w:start="0" w:hanging="0"/>
+      </w:pPr>
+      <w:rPr/>
+    </w:lvl>
+    <w:lvl w:ilvl="2">
+      <w:start w:val="1"/>
+      <w:numFmt w:val="none"/>
+      <w:suff w:val="nothing"/>
+      <w:lvlText w:val=""/>
+      <w:lvlJc w:val="start"/>
+      <w:pPr>
+        <w:tabs>
+          <w:tab w:val="num" w:pos="0"/>
+        </w:tabs>
+        <w:ind w:start="0" w:hanging="0"/>
+      </w:pPr>
+      <w:rPr/>
+    </w:lvl>
+    <w:lvl w:ilvl="3">
+      <w:start w:val="1"/>
+      <w:numFmt w:val="none"/>
+      <w:suff w:val="nothing"/>
+      <w:lvlText w:val=""/>
+      <w:lvlJc w:val="start"/>
+      <w:pPr>
+        <w:tabs>
+          <w:tab w:val="num" w:pos="0"/>
+        </w:tabs>
+        <w:ind w:start="0" w:hanging="0"/>
+      </w:pPr>
+      <w:rPr/>
+    </w:lvl>
+    <w:lvl w:ilvl="4">
+      <w:start w:val="1"/>
+      <w:numFmt w:val="none"/>
+      <w:suff w:val="nothing"/>
+      <w:lvlText w:val=""/>
+      <w:lvlJc w:val="start"/>
+      <w:pPr>
+        <w:tabs>
+          <w:tab w:val="num" w:pos="0"/>
+        </w:tabs>
+        <w:ind w:start="0" w:hanging="0"/>
+      </w:pPr>
+      <w:rPr/>
+    </w:lvl>
+    <w:lvl w:ilvl="5">
+      <w:start w:val="1"/>
+      <w:numFmt w:val="none"/>
+      <w:suff w:val="nothing"/>
+      <w:lvlText w:val=""/>
+      <w:lvlJc w:val="start"/>
+      <w:pPr>
+        <w:tabs>
+          <w:tab w:val="num" w:pos="0"/>
+        </w:tabs>
+        <w:ind w:start="0" w:hanging="0"/>
+      </w:pPr>
+      <w:rPr/>
+    </w:lvl>
+    <w:lvl w:ilvl="6">
+      <w:start w:val="1"/>
+      <w:numFmt w:val="none"/>
+      <w:suff w:val="nothing"/>
+      <w:lvlText w:val=""/>
+      <w:lvlJc w:val="start"/>
+      <w:pPr>
+        <w:tabs>
+          <w:tab w:val="num" w:pos="0"/>
+        </w:tabs>
+        <w:ind w:start="0" w:hanging="0"/>
+      </w:pPr>
+      <w:rPr/>
+    </w:lvl>
+    <w:lvl w:ilvl="7">
+      <w:start w:val="1"/>
+      <w:numFmt w:val="none"/>
+      <w:suff w:val="nothing"/>
+      <w:lvlText w:val=""/>
+      <w:lvlJc w:val="start"/>
+      <w:pPr>
+        <w:tabs>
+          <w:tab w:val="num" w:pos="0"/>
+        </w:tabs>
+        <w:ind w:start="0" w:hanging="0"/>
+      </w:pPr>
+      <w:rPr/>
+    </w:lvl>
+    <w:lvl w:ilvl="8">
+      <w:start w:val="1"/>
+      <w:numFmt w:val="none"/>
+      <w:suff w:val="nothing"/>
+      <w:lvlText w:val=""/>
+      <w:lvlJc w:val="start"/>
+      <w:pPr>
+        <w:tabs>
+          <w:tab w:val="num" w:pos="0"/>
+        </w:tabs>
+        <w:ind w:start="0" w:hanging="0"/>
+      </w:pPr>
+      <w:rPr/>
     </w:lvl>
   </w:abstractNum>
   <w:num w:numId="1">
     <w:abstractNumId w:val="1"/>
+  </w:num>
+  <w:num w:numId="2">
+    <w:abstractNumId w:val="2"/>
   </w:num>
 </w:numbering>
 </file>
@@ -310,7 +705,6 @@
     </w:rPrDefault>
     <w:pPrDefault>
       <w:pPr>
-        <w:widowControl/>
         <w:suppressAutoHyphens w:val="true"/>
       </w:pPr>
     </w:pPrDefault>
@@ -320,7 +714,10 @@
     <w:qFormat/>
     <w:pPr>
       <w:widowControl/>
+      <w:suppressAutoHyphens w:val="true"/>
       <w:bidi w:val="0"/>
+      <w:spacing w:before="0" w:after="0"/>
+      <w:jc w:val="start"/>
     </w:pPr>
     <w:rPr>
       <w:rFonts w:ascii="Liberation Serif" w:hAnsi="Liberation Serif" w:eastAsia="Noto Serif CJK JP" w:cs="Noto Sans Devanagari"/>
@@ -331,15 +728,15 @@
       <w:lang w:val="en-US" w:eastAsia="ja-JP" w:bidi="hi-IN"/>
     </w:rPr>
   </w:style>
-  <w:style w:type="paragraph" w:styleId="Heading1">
+  <w:style w:type="paragraph" w:styleId="1">
     <w:name w:val="Heading 1"/>
     <w:basedOn w:val="Style13"/>
-    <w:next w:val="BodyText"/>
+    <w:next w:val="Style14"/>
     <w:qFormat/>
     <w:pPr>
       <w:numPr>
         <w:ilvl w:val="0"/>
-        <w:numId w:val="1"/>
+        <w:numId w:val="2"/>
       </w:numPr>
       <w:spacing w:before="240" w:after="120"/>
       <w:outlineLvl w:val="0"/>
@@ -354,7 +751,7 @@
   <w:style w:type="paragraph" w:styleId="Style13">
     <w:name w:val="見出し"/>
     <w:basedOn w:val="Normal"/>
-    <w:next w:val="BodyText"/>
+    <w:next w:val="Style14"/>
     <w:qFormat/>
     <w:pPr>
       <w:keepNext w:val="true"/>
@@ -366,7 +763,7 @@
       <w:szCs w:val="28"/>
     </w:rPr>
   </w:style>
-  <w:style w:type="paragraph" w:styleId="BodyText">
+  <w:style w:type="paragraph" w:styleId="Style14">
     <w:name w:val="Body Text"/>
     <w:basedOn w:val="Normal"/>
     <w:pPr>
@@ -374,15 +771,15 @@
     </w:pPr>
     <w:rPr/>
   </w:style>
-  <w:style w:type="paragraph" w:styleId="List">
+  <w:style w:type="paragraph" w:styleId="Style15">
     <w:name w:val="List"/>
-    <w:basedOn w:val="BodyText"/>
+    <w:basedOn w:val="Style14"/>
     <w:pPr/>
     <w:rPr>
       <w:rFonts w:cs="Noto Sans Devanagari"/>
     </w:rPr>
   </w:style>
-  <w:style w:type="paragraph" w:styleId="Caption">
+  <w:style w:type="paragraph" w:styleId="Style16">
     <w:name w:val="Caption"/>
     <w:basedOn w:val="Normal"/>
     <w:qFormat/>
@@ -398,7 +795,7 @@
       <w:szCs w:val="24"/>
     </w:rPr>
   </w:style>
-  <w:style w:type="paragraph" w:styleId="Style14">
+  <w:style w:type="paragraph" w:styleId="Style17">
     <w:name w:val="索引"/>
     <w:basedOn w:val="Normal"/>
     <w:qFormat/>
@@ -409,10 +806,10 @@
       <w:rFonts w:cs="Noto Sans Devanagari"/>
     </w:rPr>
   </w:style>
-  <w:style w:type="paragraph" w:styleId="Title">
+  <w:style w:type="paragraph" w:styleId="Style18">
     <w:name w:val="Title"/>
     <w:basedOn w:val="Style13"/>
-    <w:next w:val="BodyText"/>
+    <w:next w:val="Style14"/>
     <w:qFormat/>
     <w:pPr>
       <w:jc w:val="center"/>

--- a/LetsNote CF-QV8/CF-QV8.docx
+++ b/LetsNote CF-QV8/CF-QV8.docx
@@ -19,7 +19,7 @@
         <w:pStyle w:val="1"/>
         <w:numPr>
           <w:ilvl w:val="0"/>
-          <w:numId w:val="2"/>
+          <w:numId w:val="1"/>
         </w:numPr>
         <w:bidi w:val="0"/>
         <w:ind w:start="0" w:hanging="0"/>
@@ -165,7 +165,7 @@
         <w:pStyle w:val="1"/>
         <w:numPr>
           <w:ilvl w:val="0"/>
-          <w:numId w:val="2"/>
+          <w:numId w:val="1"/>
         </w:numPr>
         <w:spacing w:before="240" w:after="120"/>
         <w:rPr/>
@@ -264,7 +264,7 @@
         <w:pStyle w:val="1"/>
         <w:numPr>
           <w:ilvl w:val="0"/>
-          <w:numId w:val="2"/>
+          <w:numId w:val="1"/>
         </w:numPr>
         <w:spacing w:before="240" w:after="120"/>
         <w:rPr/>
@@ -275,7 +275,7 @@
       </w:r>
       <w:r>
         <w:rPr>
-          <w:rFonts w:ascii="Liberation Serif" w:hAnsi="Liberation Serif" w:cs="Noto Sans Devanagari" w:eastAsia="Noto Sans CJK JP"/>
+          <w:rFonts w:ascii="Liberation Serif" w:hAnsi="Liberation Serif" w:cs="Noto Sans Devanagari"/>
           <w:b/>
           <w:bCs/>
           <w:color w:val="auto"/>
@@ -333,8 +333,26 @@
           <w:szCs w:val="24"/>
           <w:lang w:val="en-US" w:eastAsia="ja-JP" w:bidi="hi-IN"/>
         </w:rPr>
-        <w:t>Ubuntu</w:t>
-      </w:r>
+        <w:t>Ubuntu24.04.3</w:t>
+      </w:r>
+      <w:r>
+        <w:rPr>
+          <w:rFonts w:ascii="Liberation Serif" w:hAnsi="Liberation Serif" w:cs="Noto Sans Devanagari"/>
+          <w:color w:val="auto"/>
+          <w:kern w:val="2"/>
+          <w:sz w:val="24"/>
+          <w:szCs w:val="24"/>
+          <w:lang w:val="en-US" w:eastAsia="ja-JP" w:bidi="hi-IN"/>
+        </w:rPr>
+        <w:t>インストール→パスキー認証できず。</w:t>
+      </w:r>
+    </w:p>
+    <w:p>
+      <w:pPr>
+        <w:pStyle w:val="Style14"/>
+        <w:spacing w:before="0" w:after="140"/>
+        <w:rPr/>
+      </w:pPr>
       <w:r>
         <w:rPr>
           <w:rFonts w:eastAsia="Noto Serif CJK JP" w:cs="Noto Sans Devanagari"/>
@@ -344,7 +362,7 @@
           <w:szCs w:val="24"/>
           <w:lang w:val="en-US" w:eastAsia="ja-JP" w:bidi="hi-IN"/>
         </w:rPr>
-        <w:t>24.04.3</w:t>
+        <w:t>LinxMint21.3</w:t>
       </w:r>
       <w:r>
         <w:rPr>
@@ -355,7 +373,29 @@
           <w:szCs w:val="24"/>
           <w:lang w:val="en-US" w:eastAsia="ja-JP" w:bidi="hi-IN"/>
         </w:rPr>
-        <w:t>インストール→パスキー認証できず。</w:t>
+        <w:t>インストール→お試しでは輝度調整できたが、インストール後にできなくなる。調査してできるようになった（</w:t>
+      </w:r>
+      <w:r>
+        <w:rPr>
+          <w:rFonts w:eastAsia="Noto Serif CJK JP" w:cs="Noto Sans Devanagari"/>
+          <w:color w:val="auto"/>
+          <w:kern w:val="2"/>
+          <w:sz w:val="24"/>
+          <w:szCs w:val="24"/>
+          <w:lang w:val="en-US" w:eastAsia="ja-JP" w:bidi="hi-IN"/>
+        </w:rPr>
+        <w:t>settings/linux.md</w:t>
+      </w:r>
+      <w:r>
+        <w:rPr>
+          <w:rFonts w:ascii="Liberation Serif" w:hAnsi="Liberation Serif" w:cs="Noto Sans Devanagari"/>
+          <w:color w:val="auto"/>
+          <w:kern w:val="2"/>
+          <w:sz w:val="24"/>
+          <w:szCs w:val="24"/>
+          <w:lang w:val="en-US" w:eastAsia="ja-JP" w:bidi="hi-IN"/>
+        </w:rPr>
+        <w:t>参照）</w:t>
       </w:r>
     </w:p>
     <w:p>
@@ -366,25 +406,14 @@
       </w:pPr>
       <w:r>
         <w:rPr>
-          <w:rFonts w:eastAsia="Noto Serif CJK JP" w:cs="Noto Sans Devanagari"/>
-          <w:color w:val="auto"/>
-          <w:kern w:val="2"/>
-          <w:sz w:val="24"/>
-          <w:szCs w:val="24"/>
-          <w:lang w:val="en-US" w:eastAsia="ja-JP" w:bidi="hi-IN"/>
-        </w:rPr>
-        <w:t>L</w:t>
-      </w:r>
-      <w:r>
-        <w:rPr>
-          <w:rFonts w:eastAsia="Noto Serif CJK JP" w:cs="Noto Sans Devanagari"/>
-          <w:color w:val="auto"/>
-          <w:kern w:val="2"/>
-          <w:sz w:val="24"/>
-          <w:szCs w:val="24"/>
-          <w:lang w:val="en-US" w:eastAsia="ja-JP" w:bidi="hi-IN"/>
-        </w:rPr>
-        <w:t>inxMint21.3</w:t>
+          <w:rFonts w:cs="Noto Sans Devanagari"/>
+          <w:color w:val="auto"/>
+          <w:kern w:val="2"/>
+          <w:sz w:val="24"/>
+          <w:szCs w:val="24"/>
+          <w:lang w:val="en-US" w:eastAsia="ja-JP" w:bidi="hi-IN"/>
+        </w:rPr>
+        <w:t>LinuxMint21.3</w:t>
       </w:r>
       <w:r>
         <w:rPr>
@@ -395,29 +424,7 @@
           <w:szCs w:val="24"/>
           <w:lang w:val="en-US" w:eastAsia="ja-JP" w:bidi="hi-IN"/>
         </w:rPr>
-        <w:t>インストール→お試しでは輝度調整できたが、インストール後にできなくなる。調査してできるようになった（</w:t>
-      </w:r>
-      <w:r>
-        <w:rPr>
-          <w:rFonts w:eastAsia="Noto Serif CJK JP" w:cs="Noto Sans Devanagari"/>
-          <w:color w:val="auto"/>
-          <w:kern w:val="2"/>
-          <w:sz w:val="24"/>
-          <w:szCs w:val="24"/>
-          <w:lang w:val="en-US" w:eastAsia="ja-JP" w:bidi="hi-IN"/>
-        </w:rPr>
-        <w:t>settings/linux.md</w:t>
-      </w:r>
-      <w:r>
-        <w:rPr>
-          <w:rFonts w:ascii="Liberation Serif" w:hAnsi="Liberation Serif" w:cs="Noto Sans Devanagari"/>
-          <w:color w:val="auto"/>
-          <w:kern w:val="2"/>
-          <w:sz w:val="24"/>
-          <w:szCs w:val="24"/>
-          <w:lang w:val="en-US" w:eastAsia="ja-JP" w:bidi="hi-IN"/>
-        </w:rPr>
-        <w:t>参照）</w:t>
+        <w:t>再インストール→なぜか何もしなくても輝度調整はできるようになった。タッチパッドのダブルタップでドラッグできない。タッチパッドのボタンは使えるので、なんとかなっている。</w:t>
       </w:r>
     </w:p>
     <w:sectPr>
@@ -448,6 +455,7 @@
         </w:tabs>
         <w:ind w:start="0" w:hanging="0"/>
       </w:pPr>
+      <w:rPr/>
     </w:lvl>
     <w:lvl w:ilvl="1">
       <w:start w:val="1"/>
@@ -461,6 +469,7 @@
         </w:tabs>
         <w:ind w:start="0" w:hanging="0"/>
       </w:pPr>
+      <w:rPr/>
     </w:lvl>
     <w:lvl w:ilvl="2">
       <w:start w:val="1"/>
@@ -474,6 +483,7 @@
         </w:tabs>
         <w:ind w:start="0" w:hanging="0"/>
       </w:pPr>
+      <w:rPr/>
     </w:lvl>
     <w:lvl w:ilvl="3">
       <w:start w:val="1"/>
@@ -487,6 +497,7 @@
         </w:tabs>
         <w:ind w:start="0" w:hanging="0"/>
       </w:pPr>
+      <w:rPr/>
     </w:lvl>
     <w:lvl w:ilvl="4">
       <w:start w:val="1"/>
@@ -500,6 +511,7 @@
         </w:tabs>
         <w:ind w:start="0" w:hanging="0"/>
       </w:pPr>
+      <w:rPr/>
     </w:lvl>
     <w:lvl w:ilvl="5">
       <w:start w:val="1"/>
@@ -513,6 +525,7 @@
         </w:tabs>
         <w:ind w:start="0" w:hanging="0"/>
       </w:pPr>
+      <w:rPr/>
     </w:lvl>
     <w:lvl w:ilvl="6">
       <w:start w:val="1"/>
@@ -526,6 +539,7 @@
         </w:tabs>
         <w:ind w:start="0" w:hanging="0"/>
       </w:pPr>
+      <w:rPr/>
     </w:lvl>
     <w:lvl w:ilvl="7">
       <w:start w:val="1"/>
@@ -539,6 +553,7 @@
         </w:tabs>
         <w:ind w:start="0" w:hanging="0"/>
       </w:pPr>
+      <w:rPr/>
     </w:lvl>
     <w:lvl w:ilvl="8">
       <w:start w:val="1"/>
@@ -552,6 +567,7 @@
         </w:tabs>
         <w:ind w:start="0" w:hanging="0"/>
       </w:pPr>
+      <w:rPr/>
     </w:lvl>
   </w:abstractNum>
   <w:abstractNum w:abstractNumId="2">
@@ -567,7 +583,6 @@
         </w:tabs>
         <w:ind w:start="0" w:hanging="0"/>
       </w:pPr>
-      <w:rPr/>
     </w:lvl>
     <w:lvl w:ilvl="1">
       <w:start w:val="1"/>
@@ -581,7 +596,6 @@
         </w:tabs>
         <w:ind w:start="0" w:hanging="0"/>
       </w:pPr>
-      <w:rPr/>
     </w:lvl>
     <w:lvl w:ilvl="2">
       <w:start w:val="1"/>
@@ -595,7 +609,6 @@
         </w:tabs>
         <w:ind w:start="0" w:hanging="0"/>
       </w:pPr>
-      <w:rPr/>
     </w:lvl>
     <w:lvl w:ilvl="3">
       <w:start w:val="1"/>
@@ -609,7 +622,6 @@
         </w:tabs>
         <w:ind w:start="0" w:hanging="0"/>
       </w:pPr>
-      <w:rPr/>
     </w:lvl>
     <w:lvl w:ilvl="4">
       <w:start w:val="1"/>
@@ -623,7 +635,6 @@
         </w:tabs>
         <w:ind w:start="0" w:hanging="0"/>
       </w:pPr>
-      <w:rPr/>
     </w:lvl>
     <w:lvl w:ilvl="5">
       <w:start w:val="1"/>
@@ -637,7 +648,6 @@
         </w:tabs>
         <w:ind w:start="0" w:hanging="0"/>
       </w:pPr>
-      <w:rPr/>
     </w:lvl>
     <w:lvl w:ilvl="6">
       <w:start w:val="1"/>
@@ -651,7 +661,6 @@
         </w:tabs>
         <w:ind w:start="0" w:hanging="0"/>
       </w:pPr>
-      <w:rPr/>
     </w:lvl>
     <w:lvl w:ilvl="7">
       <w:start w:val="1"/>
@@ -665,7 +674,6 @@
         </w:tabs>
         <w:ind w:start="0" w:hanging="0"/>
       </w:pPr>
-      <w:rPr/>
     </w:lvl>
     <w:lvl w:ilvl="8">
       <w:start w:val="1"/>
@@ -679,7 +687,6 @@
         </w:tabs>
         <w:ind w:start="0" w:hanging="0"/>
       </w:pPr>
-      <w:rPr/>
     </w:lvl>
   </w:abstractNum>
   <w:num w:numId="1">
@@ -736,7 +743,7 @@
     <w:pPr>
       <w:numPr>
         <w:ilvl w:val="0"/>
-        <w:numId w:val="2"/>
+        <w:numId w:val="1"/>
       </w:numPr>
       <w:spacing w:before="240" w:after="120"/>
       <w:outlineLvl w:val="0"/>

--- a/LetsNote CF-QV8/CF-QV8.docx
+++ b/LetsNote CF-QV8/CF-QV8.docx
@@ -1,10 +1,10 @@
 
 <file path=word/document.xml><?xml version="1.0" encoding="utf-8"?>
-<w:document xmlns:o="urn:schemas-microsoft-com:office:office" xmlns:r="http://schemas.openxmlformats.org/officeDocument/2006/relationships" xmlns:v="urn:schemas-microsoft-com:vml" xmlns:w="http://schemas.openxmlformats.org/wordprocessingml/2006/main" xmlns:w10="urn:schemas-microsoft-com:office:word" xmlns:wp="http://schemas.openxmlformats.org/drawingml/2006/wordprocessingDrawing" xmlns:wps="http://schemas.microsoft.com/office/word/2010/wordprocessingShape" xmlns:wpg="http://schemas.microsoft.com/office/word/2010/wordprocessingGroup" xmlns:mc="http://schemas.openxmlformats.org/markup-compatibility/2006" xmlns:wp14="http://schemas.microsoft.com/office/word/2010/wordprocessingDrawing" xmlns:w14="http://schemas.microsoft.com/office/word/2010/wordml" xmlns:w15="http://schemas.microsoft.com/office/word/2012/wordml" mc:Ignorable="w14 wp14 w15">
+<w:document xmlns:o="urn:schemas-microsoft-com:office:office" xmlns:r="http://schemas.openxmlformats.org/officeDocument/2006/relationships" xmlns:v="urn:schemas-microsoft-com:vml" xmlns:w="http://schemas.openxmlformats.org/wordprocessingml/2006/main" xmlns:w10="urn:schemas-microsoft-com:office:word" xmlns:wp="http://schemas.openxmlformats.org/drawingml/2006/wordprocessingDrawing" xmlns:pic="http://schemas.openxmlformats.org/drawingml/2006/picture" xmlns:wps="http://schemas.microsoft.com/office/word/2010/wordprocessingShape" xmlns:wpg="http://schemas.microsoft.com/office/word/2010/wordprocessingGroup" xmlns:mc="http://schemas.openxmlformats.org/markup-compatibility/2006" xmlns:wp14="http://schemas.microsoft.com/office/word/2010/wordprocessingDrawing" xmlns:w14="http://schemas.microsoft.com/office/word/2010/wordml" xmlns:w15="http://schemas.microsoft.com/office/word/2012/wordml" mc:Ignorable="w14 wp14 w15">
   <w:body>
     <w:p>
       <w:pPr>
-        <w:pStyle w:val="Style18"/>
+        <w:pStyle w:val="Title"/>
         <w:bidi w:val="0"/>
         <w:spacing w:before="240" w:after="120"/>
         <w:rPr/>
@@ -16,13 +16,13 @@
     </w:p>
     <w:p>
       <w:pPr>
-        <w:pStyle w:val="1"/>
+        <w:pStyle w:val="Heading1"/>
         <w:numPr>
           <w:ilvl w:val="0"/>
           <w:numId w:val="1"/>
         </w:numPr>
         <w:bidi w:val="0"/>
-        <w:ind w:start="0" w:hanging="0"/>
+        <w:ind w:hanging="0" w:start="0"/>
         <w:jc w:val="start"/>
         <w:rPr/>
       </w:pPr>
@@ -33,13 +33,13 @@
     </w:p>
     <w:p>
       <w:pPr>
-        <w:pStyle w:val="1"/>
+        <w:pStyle w:val="Heading1"/>
         <w:numPr>
           <w:ilvl w:val="0"/>
           <w:numId w:val="0"/>
         </w:numPr>
         <w:bidi w:val="0"/>
-        <w:ind w:start="0" w:hanging="0"/>
+        <w:ind w:hanging="0" w:start="0"/>
         <w:jc w:val="start"/>
         <w:rPr/>
       </w:pPr>
@@ -56,7 +56,7 @@
             <wp:extent cx="2419985" cy="4230370"/>
             <wp:effectExtent l="0" t="0" r="0" b="0"/>
             <wp:wrapTopAndBottom/>
-            <wp:docPr id="1" name="画像1" descr="" title=""/>
+            <wp:docPr id="1" name="画像1"/>
             <wp:cNvGraphicFramePr>
               <a:graphicFrameLocks xmlns:a="http://schemas.openxmlformats.org/drawingml/2006/main" noChangeAspect="1"/>
             </wp:cNvGraphicFramePr>
@@ -64,7 +64,7 @@
               <a:graphicData uri="http://schemas.openxmlformats.org/drawingml/2006/picture">
                 <pic:pic xmlns:pic="http://schemas.openxmlformats.org/drawingml/2006/picture">
                   <pic:nvPicPr>
-                    <pic:cNvPr id="1" name="画像1" descr="" title=""/>
+                    <pic:cNvPr id="1" name="画像1"/>
                     <pic:cNvPicPr>
                       <a:picLocks noChangeAspect="1" noChangeArrowheads="1"/>
                     </pic:cNvPicPr>
@@ -83,6 +83,7 @@
                     <a:prstGeom prst="rect">
                       <a:avLst/>
                     </a:prstGeom>
+                    <a:noFill/>
                   </pic:spPr>
                 </pic:pic>
               </a:graphicData>
@@ -97,7 +98,7 @@
     </w:p>
     <w:p>
       <w:pPr>
-        <w:pStyle w:val="Style14"/>
+        <w:pStyle w:val="BodyText"/>
         <w:bidi w:val="0"/>
         <w:jc w:val="start"/>
         <w:rPr/>
@@ -109,29 +110,53 @@
     </w:p>
     <w:p>
       <w:pPr>
-        <w:pStyle w:val="Style14"/>
+        <w:pStyle w:val="BodyText"/>
         <w:bidi w:val="0"/>
         <w:jc w:val="start"/>
         <w:rPr/>
       </w:pPr>
       <w:r>
         <w:rPr/>
-        <w:t>PDF</w:t>
-      </w:r>
-      <w:r>
-        <w:rPr/>
-        <w:t>参照</w:t>
-      </w:r>
-    </w:p>
-    <w:p>
-      <w:pPr>
-        <w:pStyle w:val="Style14"/>
+        <w:t>インテル</w:t>
+      </w:r>
+      <w:r>
+        <w:rPr/>
+        <w:t xml:space="preserve">® Core™  i5-8365U vPro™ </w:t>
+      </w:r>
+      <w:r>
+        <w:rPr/>
+        <w:t xml:space="preserve">プロセッサー </w:t>
+      </w:r>
+      <w:r>
+        <w:rPr/>
+        <w:t>1.60 GHz</w:t>
+      </w:r>
+    </w:p>
+    <w:p>
+      <w:pPr>
+        <w:pStyle w:val="BodyText"/>
         <w:bidi w:val="0"/>
         <w:jc w:val="start"/>
         <w:rPr/>
       </w:pPr>
       <w:r>
         <w:rPr/>
+        <w:t>PDF</w:t>
+      </w:r>
+      <w:r>
+        <w:rPr/>
+        <w:t>参照</w:t>
+      </w:r>
+    </w:p>
+    <w:p>
+      <w:pPr>
+        <w:pStyle w:val="BodyText"/>
+        <w:bidi w:val="0"/>
+        <w:jc w:val="start"/>
+        <w:rPr/>
+      </w:pPr>
+      <w:r>
+        <w:rPr/>
         <w:t>Wireless WAN</w:t>
       </w:r>
       <w:r>
@@ -141,7 +166,7 @@
     </w:p>
     <w:p>
       <w:pPr>
-        <w:pStyle w:val="Style14"/>
+        <w:pStyle w:val="BodyText"/>
         <w:bidi w:val="0"/>
         <w:spacing w:before="0" w:after="140"/>
         <w:jc w:val="start"/>
@@ -162,7 +187,7 @@
     </w:p>
     <w:p>
       <w:pPr>
-        <w:pStyle w:val="1"/>
+        <w:pStyle w:val="Heading1"/>
         <w:numPr>
           <w:ilvl w:val="0"/>
           <w:numId w:val="1"/>
@@ -177,7 +202,7 @@
     </w:p>
     <w:p>
       <w:pPr>
-        <w:pStyle w:val="Style14"/>
+        <w:pStyle w:val="BodyText"/>
         <w:rPr/>
       </w:pPr>
       <w:r>
@@ -191,7 +216,7 @@
     </w:p>
     <w:p>
       <w:pPr>
-        <w:pStyle w:val="Style14"/>
+        <w:pStyle w:val="BodyText"/>
         <w:rPr/>
       </w:pPr>
       <w:r>
@@ -208,7 +233,7 @@
     </w:p>
     <w:p>
       <w:pPr>
-        <w:pStyle w:val="Style14"/>
+        <w:pStyle w:val="BodyText"/>
         <w:rPr/>
       </w:pPr>
       <w:r>
@@ -218,7 +243,7 @@
     </w:p>
     <w:p>
       <w:pPr>
-        <w:pStyle w:val="Style14"/>
+        <w:pStyle w:val="BodyText"/>
         <w:spacing w:lineRule="auto" w:line="276" w:before="0" w:after="140"/>
         <w:rPr/>
       </w:pPr>
@@ -261,7 +286,7 @@
     </w:p>
     <w:p>
       <w:pPr>
-        <w:pStyle w:val="1"/>
+        <w:pStyle w:val="Heading1"/>
         <w:numPr>
           <w:ilvl w:val="0"/>
           <w:numId w:val="1"/>
@@ -289,7 +314,7 @@
     </w:p>
     <w:p>
       <w:pPr>
-        <w:pStyle w:val="Style14"/>
+        <w:pStyle w:val="BodyText"/>
         <w:rPr/>
       </w:pPr>
       <w:r>
@@ -321,7 +346,7 @@
     </w:p>
     <w:p>
       <w:pPr>
-        <w:pStyle w:val="Style14"/>
+        <w:pStyle w:val="BodyText"/>
         <w:rPr/>
       </w:pPr>
       <w:r>
@@ -349,7 +374,7 @@
     </w:p>
     <w:p>
       <w:pPr>
-        <w:pStyle w:val="Style14"/>
+        <w:pStyle w:val="BodyText"/>
         <w:spacing w:before="0" w:after="140"/>
         <w:rPr/>
       </w:pPr>
@@ -400,7 +425,7 @@
     </w:p>
     <w:p>
       <w:pPr>
-        <w:pStyle w:val="Style14"/>
+        <w:pStyle w:val="BodyText"/>
         <w:spacing w:before="0" w:after="140"/>
         <w:rPr/>
       </w:pPr>
@@ -735,10 +760,10 @@
       <w:lang w:val="en-US" w:eastAsia="ja-JP" w:bidi="hi-IN"/>
     </w:rPr>
   </w:style>
-  <w:style w:type="paragraph" w:styleId="1">
-    <w:name w:val="Heading 1"/>
-    <w:basedOn w:val="Style13"/>
-    <w:next w:val="Style14"/>
+  <w:style w:type="paragraph" w:styleId="Heading1">
+    <w:name w:val="heading 1"/>
+    <w:basedOn w:val="user"/>
+    <w:next w:val="BodyText"/>
     <w:qFormat/>
     <w:pPr>
       <w:numPr>
@@ -758,19 +783,19 @@
   <w:style w:type="paragraph" w:styleId="Style13">
     <w:name w:val="見出し"/>
     <w:basedOn w:val="Normal"/>
-    <w:next w:val="Style14"/>
+    <w:next w:val="BodyText"/>
     <w:qFormat/>
     <w:pPr>
       <w:keepNext w:val="true"/>
       <w:spacing w:before="240" w:after="120"/>
     </w:pPr>
     <w:rPr>
-      <w:rFonts w:ascii="Liberation Sans" w:hAnsi="Liberation Sans" w:eastAsia="Noto Sans CJK JP" w:cs="Noto Sans Devanagari"/>
+      <w:rFonts w:ascii="Liberation Sans" w:hAnsi="Liberation Sans" w:eastAsia="Noto Sans JP" w:cs="Arial"/>
       <w:sz w:val="28"/>
       <w:szCs w:val="28"/>
     </w:rPr>
   </w:style>
-  <w:style w:type="paragraph" w:styleId="Style14">
+  <w:style w:type="paragraph" w:styleId="BodyText">
     <w:name w:val="Body Text"/>
     <w:basedOn w:val="Normal"/>
     <w:pPr>
@@ -778,16 +803,16 @@
     </w:pPr>
     <w:rPr/>
   </w:style>
-  <w:style w:type="paragraph" w:styleId="Style15">
+  <w:style w:type="paragraph" w:styleId="List">
     <w:name w:val="List"/>
-    <w:basedOn w:val="Style14"/>
+    <w:basedOn w:val="BodyText"/>
     <w:pPr/>
     <w:rPr>
       <w:rFonts w:cs="Noto Sans Devanagari"/>
     </w:rPr>
   </w:style>
-  <w:style w:type="paragraph" w:styleId="Style16">
-    <w:name w:val="Caption"/>
+  <w:style w:type="paragraph" w:styleId="Caption">
+    <w:name w:val="caption"/>
     <w:basedOn w:val="Normal"/>
     <w:qFormat/>
     <w:pPr>
@@ -802,8 +827,34 @@
       <w:szCs w:val="24"/>
     </w:rPr>
   </w:style>
-  <w:style w:type="paragraph" w:styleId="Style17">
+  <w:style w:type="paragraph" w:styleId="Style14">
     <w:name w:val="索引"/>
+    <w:basedOn w:val="Normal"/>
+    <w:qFormat/>
+    <w:pPr>
+      <w:suppressLineNumbers/>
+    </w:pPr>
+    <w:rPr>
+      <w:rFonts w:cs="Arial"/>
+    </w:rPr>
+  </w:style>
+  <w:style w:type="paragraph" w:styleId="user">
+    <w:name w:val="見出し (user)"/>
+    <w:basedOn w:val="Normal"/>
+    <w:next w:val="BodyText"/>
+    <w:qFormat/>
+    <w:pPr>
+      <w:keepNext w:val="true"/>
+      <w:spacing w:before="240" w:after="120"/>
+    </w:pPr>
+    <w:rPr>
+      <w:rFonts w:ascii="Liberation Sans" w:hAnsi="Liberation Sans" w:eastAsia="Noto Sans CJK JP" w:cs="Noto Sans Devanagari"/>
+      <w:sz w:val="28"/>
+      <w:szCs w:val="28"/>
+    </w:rPr>
+  </w:style>
+  <w:style w:type="paragraph" w:styleId="user1">
+    <w:name w:val="索引 (user)"/>
     <w:basedOn w:val="Normal"/>
     <w:qFormat/>
     <w:pPr>
@@ -813,10 +864,10 @@
       <w:rFonts w:cs="Noto Sans Devanagari"/>
     </w:rPr>
   </w:style>
-  <w:style w:type="paragraph" w:styleId="Style18">
+  <w:style w:type="paragraph" w:styleId="Title">
     <w:name w:val="Title"/>
-    <w:basedOn w:val="Style13"/>
-    <w:next w:val="Style14"/>
+    <w:basedOn w:val="user"/>
+    <w:next w:val="BodyText"/>
     <w:qFormat/>
     <w:pPr>
       <w:jc w:val="center"/>

--- a/LetsNote CF-QV8/CF-QV8.docx
+++ b/LetsNote CF-QV8/CF-QV8.docx
@@ -19,11 +19,11 @@
         <w:pStyle w:val="Heading1"/>
         <w:numPr>
           <w:ilvl w:val="0"/>
-          <w:numId w:val="1"/>
+          <w:numId w:val="2"/>
         </w:numPr>
         <w:bidi w:val="0"/>
-        <w:ind w:hanging="0" w:start="0"/>
-        <w:jc w:val="start"/>
+        <w:ind w:hanging="0" w:left="0"/>
+        <w:jc w:val="left"/>
         <w:rPr/>
       </w:pPr>
       <w:r>
@@ -39,8 +39,8 @@
           <w:numId w:val="0"/>
         </w:numPr>
         <w:bidi w:val="0"/>
-        <w:ind w:hanging="0" w:start="0"/>
-        <w:jc w:val="start"/>
+        <w:ind w:hanging="0" w:left="0"/>
+        <w:jc w:val="left"/>
         <w:rPr/>
       </w:pPr>
       <w:r>
@@ -56,7 +56,7 @@
             <wp:extent cx="2419985" cy="4230370"/>
             <wp:effectExtent l="0" t="0" r="0" b="0"/>
             <wp:wrapTopAndBottom/>
-            <wp:docPr id="1" name="画像1"/>
+            <wp:docPr id="1" name="画像1" descr=""/>
             <wp:cNvGraphicFramePr>
               <a:graphicFrameLocks xmlns:a="http://schemas.openxmlformats.org/drawingml/2006/main" noChangeAspect="1"/>
             </wp:cNvGraphicFramePr>
@@ -64,7 +64,7 @@
               <a:graphicData uri="http://schemas.openxmlformats.org/drawingml/2006/picture">
                 <pic:pic xmlns:pic="http://schemas.openxmlformats.org/drawingml/2006/picture">
                   <pic:nvPicPr>
-                    <pic:cNvPr id="1" name="画像1"/>
+                    <pic:cNvPr id="1" name="画像1" descr=""/>
                     <pic:cNvPicPr>
                       <a:picLocks noChangeAspect="1" noChangeArrowheads="1"/>
                     </pic:cNvPicPr>
@@ -100,7 +100,7 @@
       <w:pPr>
         <w:pStyle w:val="BodyText"/>
         <w:bidi w:val="0"/>
-        <w:jc w:val="start"/>
+        <w:jc w:val="left"/>
         <w:rPr/>
       </w:pPr>
       <w:r>
@@ -112,7 +112,7 @@
       <w:pPr>
         <w:pStyle w:val="BodyText"/>
         <w:bidi w:val="0"/>
-        <w:jc w:val="start"/>
+        <w:jc w:val="left"/>
         <w:rPr/>
       </w:pPr>
       <w:r>
@@ -136,7 +136,7 @@
       <w:pPr>
         <w:pStyle w:val="BodyText"/>
         <w:bidi w:val="0"/>
-        <w:jc w:val="start"/>
+        <w:jc w:val="left"/>
         <w:rPr/>
       </w:pPr>
       <w:r>
@@ -152,7 +152,7 @@
       <w:pPr>
         <w:pStyle w:val="BodyText"/>
         <w:bidi w:val="0"/>
-        <w:jc w:val="start"/>
+        <w:jc w:val="left"/>
         <w:rPr/>
       </w:pPr>
       <w:r>
@@ -169,7 +169,7 @@
         <w:pStyle w:val="BodyText"/>
         <w:bidi w:val="0"/>
         <w:spacing w:before="0" w:after="140"/>
-        <w:jc w:val="start"/>
+        <w:jc w:val="left"/>
         <w:rPr/>
       </w:pPr>
       <w:r>
@@ -190,7 +190,7 @@
         <w:pStyle w:val="Heading1"/>
         <w:numPr>
           <w:ilvl w:val="0"/>
-          <w:numId w:val="1"/>
+          <w:numId w:val="2"/>
         </w:numPr>
         <w:spacing w:before="240" w:after="120"/>
         <w:rPr/>
@@ -289,7 +289,7 @@
         <w:pStyle w:val="Heading1"/>
         <w:numPr>
           <w:ilvl w:val="0"/>
-          <w:numId w:val="1"/>
+          <w:numId w:val="2"/>
         </w:numPr>
         <w:spacing w:before="240" w:after="120"/>
         <w:rPr/>
@@ -450,6 +450,54 @@
           <w:lang w:val="en-US" w:eastAsia="ja-JP" w:bidi="hi-IN"/>
         </w:rPr>
         <w:t>再インストール→なぜか何もしなくても輝度調整はできるようになった。タッチパッドのダブルタップでドラッグできない。タッチパッドのボタンは使えるので、なんとかなっている。</w:t>
+      </w:r>
+    </w:p>
+    <w:p>
+      <w:pPr>
+        <w:pStyle w:val="Heading2"/>
+        <w:ind w:hanging="0" w:left="0"/>
+        <w:rPr/>
+      </w:pPr>
+      <w:r>
+        <w:rPr/>
+        <w:t>2026-06-18</w:t>
+      </w:r>
+    </w:p>
+    <w:p>
+      <w:pPr>
+        <w:pStyle w:val="BodyText"/>
+        <w:rPr/>
+      </w:pPr>
+      <w:r>
+        <w:rPr/>
+        <w:t>LMDE7</w:t>
+      </w:r>
+      <w:r>
+        <w:rPr/>
+        <w:t>インストール</w:t>
+      </w:r>
+    </w:p>
+    <w:p>
+      <w:pPr>
+        <w:pStyle w:val="BodyText"/>
+        <w:spacing w:before="0" w:after="140"/>
+        <w:rPr/>
+      </w:pPr>
+      <w:r>
+        <w:rPr/>
+        <w:t>Bluetooth</w:t>
+      </w:r>
+      <w:r>
+        <w:rPr/>
+        <w:t>は不具合あり。</w:t>
+      </w:r>
+      <w:r>
+        <w:rPr/>
+        <w:t>Gokuushu</w:t>
+      </w:r>
+      <w:r>
+        <w:rPr/>
+        <w:t>は接続できるが、マウスとキーボードが無反応。</w:t>
       </w:r>
     </w:p>
     <w:sectPr>
@@ -473,126 +521,118 @@
       <w:numFmt w:val="none"/>
       <w:suff w:val="nothing"/>
       <w:lvlText w:val=""/>
-      <w:lvlJc w:val="start"/>
-      <w:pPr>
-        <w:tabs>
-          <w:tab w:val="num" w:pos="0"/>
-        </w:tabs>
-        <w:ind w:start="0" w:hanging="0"/>
-      </w:pPr>
-      <w:rPr/>
+      <w:lvlJc w:val="left"/>
+      <w:pPr>
+        <w:tabs>
+          <w:tab w:val="num" w:pos="0"/>
+        </w:tabs>
+        <w:ind w:left="0" w:hanging="0"/>
+      </w:pPr>
     </w:lvl>
     <w:lvl w:ilvl="1">
       <w:start w:val="1"/>
-      <w:numFmt w:val="none"/>
-      <w:suff w:val="nothing"/>
-      <w:lvlText w:val=""/>
-      <w:lvlJc w:val="start"/>
-      <w:pPr>
-        <w:tabs>
-          <w:tab w:val="num" w:pos="0"/>
-        </w:tabs>
-        <w:ind w:start="0" w:hanging="0"/>
-      </w:pPr>
-      <w:rPr/>
+      <w:pStyle w:val="Heading2"/>
+      <w:numFmt w:val="none"/>
+      <w:suff w:val="nothing"/>
+      <w:lvlText w:val=""/>
+      <w:lvlJc w:val="left"/>
+      <w:pPr>
+        <w:tabs>
+          <w:tab w:val="num" w:pos="0"/>
+        </w:tabs>
+        <w:ind w:left="0" w:hanging="0"/>
+      </w:pPr>
     </w:lvl>
     <w:lvl w:ilvl="2">
       <w:start w:val="1"/>
       <w:numFmt w:val="none"/>
       <w:suff w:val="nothing"/>
       <w:lvlText w:val=""/>
-      <w:lvlJc w:val="start"/>
-      <w:pPr>
-        <w:tabs>
-          <w:tab w:val="num" w:pos="0"/>
-        </w:tabs>
-        <w:ind w:start="0" w:hanging="0"/>
-      </w:pPr>
-      <w:rPr/>
+      <w:lvlJc w:val="left"/>
+      <w:pPr>
+        <w:tabs>
+          <w:tab w:val="num" w:pos="0"/>
+        </w:tabs>
+        <w:ind w:left="0" w:hanging="0"/>
+      </w:pPr>
     </w:lvl>
     <w:lvl w:ilvl="3">
       <w:start w:val="1"/>
       <w:numFmt w:val="none"/>
       <w:suff w:val="nothing"/>
       <w:lvlText w:val=""/>
-      <w:lvlJc w:val="start"/>
-      <w:pPr>
-        <w:tabs>
-          <w:tab w:val="num" w:pos="0"/>
-        </w:tabs>
-        <w:ind w:start="0" w:hanging="0"/>
-      </w:pPr>
-      <w:rPr/>
+      <w:lvlJc w:val="left"/>
+      <w:pPr>
+        <w:tabs>
+          <w:tab w:val="num" w:pos="0"/>
+        </w:tabs>
+        <w:ind w:left="0" w:hanging="0"/>
+      </w:pPr>
     </w:lvl>
     <w:lvl w:ilvl="4">
       <w:start w:val="1"/>
       <w:numFmt w:val="none"/>
       <w:suff w:val="nothing"/>
       <w:lvlText w:val=""/>
-      <w:lvlJc w:val="start"/>
-      <w:pPr>
-        <w:tabs>
-          <w:tab w:val="num" w:pos="0"/>
-        </w:tabs>
-        <w:ind w:start="0" w:hanging="0"/>
-      </w:pPr>
-      <w:rPr/>
+      <w:lvlJc w:val="left"/>
+      <w:pPr>
+        <w:tabs>
+          <w:tab w:val="num" w:pos="0"/>
+        </w:tabs>
+        <w:ind w:left="0" w:hanging="0"/>
+      </w:pPr>
     </w:lvl>
     <w:lvl w:ilvl="5">
       <w:start w:val="1"/>
       <w:numFmt w:val="none"/>
       <w:suff w:val="nothing"/>
       <w:lvlText w:val=""/>
-      <w:lvlJc w:val="start"/>
-      <w:pPr>
-        <w:tabs>
-          <w:tab w:val="num" w:pos="0"/>
-        </w:tabs>
-        <w:ind w:start="0" w:hanging="0"/>
-      </w:pPr>
-      <w:rPr/>
+      <w:lvlJc w:val="left"/>
+      <w:pPr>
+        <w:tabs>
+          <w:tab w:val="num" w:pos="0"/>
+        </w:tabs>
+        <w:ind w:left="0" w:hanging="0"/>
+      </w:pPr>
     </w:lvl>
     <w:lvl w:ilvl="6">
       <w:start w:val="1"/>
       <w:numFmt w:val="none"/>
       <w:suff w:val="nothing"/>
       <w:lvlText w:val=""/>
-      <w:lvlJc w:val="start"/>
-      <w:pPr>
-        <w:tabs>
-          <w:tab w:val="num" w:pos="0"/>
-        </w:tabs>
-        <w:ind w:start="0" w:hanging="0"/>
-      </w:pPr>
-      <w:rPr/>
+      <w:lvlJc w:val="left"/>
+      <w:pPr>
+        <w:tabs>
+          <w:tab w:val="num" w:pos="0"/>
+        </w:tabs>
+        <w:ind w:left="0" w:hanging="0"/>
+      </w:pPr>
     </w:lvl>
     <w:lvl w:ilvl="7">
       <w:start w:val="1"/>
       <w:numFmt w:val="none"/>
       <w:suff w:val="nothing"/>
       <w:lvlText w:val=""/>
-      <w:lvlJc w:val="start"/>
-      <w:pPr>
-        <w:tabs>
-          <w:tab w:val="num" w:pos="0"/>
-        </w:tabs>
-        <w:ind w:start="0" w:hanging="0"/>
-      </w:pPr>
-      <w:rPr/>
+      <w:lvlJc w:val="left"/>
+      <w:pPr>
+        <w:tabs>
+          <w:tab w:val="num" w:pos="0"/>
+        </w:tabs>
+        <w:ind w:left="0" w:hanging="0"/>
+      </w:pPr>
     </w:lvl>
     <w:lvl w:ilvl="8">
       <w:start w:val="1"/>
       <w:numFmt w:val="none"/>
       <w:suff w:val="nothing"/>
       <w:lvlText w:val=""/>
-      <w:lvlJc w:val="start"/>
-      <w:pPr>
-        <w:tabs>
-          <w:tab w:val="num" w:pos="0"/>
-        </w:tabs>
-        <w:ind w:start="0" w:hanging="0"/>
-      </w:pPr>
-      <w:rPr/>
+      <w:lvlJc w:val="left"/>
+      <w:pPr>
+        <w:tabs>
+          <w:tab w:val="num" w:pos="0"/>
+        </w:tabs>
+        <w:ind w:left="0" w:hanging="0"/>
+      </w:pPr>
     </w:lvl>
   </w:abstractNum>
   <w:abstractNum w:abstractNumId="2">
@@ -601,117 +641,126 @@
       <w:numFmt w:val="none"/>
       <w:suff w:val="nothing"/>
       <w:lvlText w:val=""/>
-      <w:lvlJc w:val="start"/>
-      <w:pPr>
-        <w:tabs>
-          <w:tab w:val="num" w:pos="0"/>
-        </w:tabs>
-        <w:ind w:start="0" w:hanging="0"/>
-      </w:pPr>
+      <w:lvlJc w:val="left"/>
+      <w:pPr>
+        <w:tabs>
+          <w:tab w:val="num" w:pos="0"/>
+        </w:tabs>
+        <w:ind w:left="0" w:hanging="0"/>
+      </w:pPr>
+      <w:rPr/>
     </w:lvl>
     <w:lvl w:ilvl="1">
       <w:start w:val="1"/>
       <w:numFmt w:val="none"/>
       <w:suff w:val="nothing"/>
       <w:lvlText w:val=""/>
-      <w:lvlJc w:val="start"/>
-      <w:pPr>
-        <w:tabs>
-          <w:tab w:val="num" w:pos="0"/>
-        </w:tabs>
-        <w:ind w:start="0" w:hanging="0"/>
-      </w:pPr>
+      <w:lvlJc w:val="left"/>
+      <w:pPr>
+        <w:tabs>
+          <w:tab w:val="num" w:pos="0"/>
+        </w:tabs>
+        <w:ind w:left="0" w:hanging="0"/>
+      </w:pPr>
+      <w:rPr/>
     </w:lvl>
     <w:lvl w:ilvl="2">
       <w:start w:val="1"/>
       <w:numFmt w:val="none"/>
       <w:suff w:val="nothing"/>
       <w:lvlText w:val=""/>
-      <w:lvlJc w:val="start"/>
-      <w:pPr>
-        <w:tabs>
-          <w:tab w:val="num" w:pos="0"/>
-        </w:tabs>
-        <w:ind w:start="0" w:hanging="0"/>
-      </w:pPr>
+      <w:lvlJc w:val="left"/>
+      <w:pPr>
+        <w:tabs>
+          <w:tab w:val="num" w:pos="0"/>
+        </w:tabs>
+        <w:ind w:left="0" w:hanging="0"/>
+      </w:pPr>
+      <w:rPr/>
     </w:lvl>
     <w:lvl w:ilvl="3">
       <w:start w:val="1"/>
       <w:numFmt w:val="none"/>
       <w:suff w:val="nothing"/>
       <w:lvlText w:val=""/>
-      <w:lvlJc w:val="start"/>
-      <w:pPr>
-        <w:tabs>
-          <w:tab w:val="num" w:pos="0"/>
-        </w:tabs>
-        <w:ind w:start="0" w:hanging="0"/>
-      </w:pPr>
+      <w:lvlJc w:val="left"/>
+      <w:pPr>
+        <w:tabs>
+          <w:tab w:val="num" w:pos="0"/>
+        </w:tabs>
+        <w:ind w:left="0" w:hanging="0"/>
+      </w:pPr>
+      <w:rPr/>
     </w:lvl>
     <w:lvl w:ilvl="4">
       <w:start w:val="1"/>
       <w:numFmt w:val="none"/>
       <w:suff w:val="nothing"/>
       <w:lvlText w:val=""/>
-      <w:lvlJc w:val="start"/>
-      <w:pPr>
-        <w:tabs>
-          <w:tab w:val="num" w:pos="0"/>
-        </w:tabs>
-        <w:ind w:start="0" w:hanging="0"/>
-      </w:pPr>
+      <w:lvlJc w:val="left"/>
+      <w:pPr>
+        <w:tabs>
+          <w:tab w:val="num" w:pos="0"/>
+        </w:tabs>
+        <w:ind w:left="0" w:hanging="0"/>
+      </w:pPr>
+      <w:rPr/>
     </w:lvl>
     <w:lvl w:ilvl="5">
       <w:start w:val="1"/>
       <w:numFmt w:val="none"/>
       <w:suff w:val="nothing"/>
       <w:lvlText w:val=""/>
-      <w:lvlJc w:val="start"/>
-      <w:pPr>
-        <w:tabs>
-          <w:tab w:val="num" w:pos="0"/>
-        </w:tabs>
-        <w:ind w:start="0" w:hanging="0"/>
-      </w:pPr>
+      <w:lvlJc w:val="left"/>
+      <w:pPr>
+        <w:tabs>
+          <w:tab w:val="num" w:pos="0"/>
+        </w:tabs>
+        <w:ind w:left="0" w:hanging="0"/>
+      </w:pPr>
+      <w:rPr/>
     </w:lvl>
     <w:lvl w:ilvl="6">
       <w:start w:val="1"/>
       <w:numFmt w:val="none"/>
       <w:suff w:val="nothing"/>
       <w:lvlText w:val=""/>
-      <w:lvlJc w:val="start"/>
-      <w:pPr>
-        <w:tabs>
-          <w:tab w:val="num" w:pos="0"/>
-        </w:tabs>
-        <w:ind w:start="0" w:hanging="0"/>
-      </w:pPr>
+      <w:lvlJc w:val="left"/>
+      <w:pPr>
+        <w:tabs>
+          <w:tab w:val="num" w:pos="0"/>
+        </w:tabs>
+        <w:ind w:left="0" w:hanging="0"/>
+      </w:pPr>
+      <w:rPr/>
     </w:lvl>
     <w:lvl w:ilvl="7">
       <w:start w:val="1"/>
       <w:numFmt w:val="none"/>
       <w:suff w:val="nothing"/>
       <w:lvlText w:val=""/>
-      <w:lvlJc w:val="start"/>
-      <w:pPr>
-        <w:tabs>
-          <w:tab w:val="num" w:pos="0"/>
-        </w:tabs>
-        <w:ind w:start="0" w:hanging="0"/>
-      </w:pPr>
+      <w:lvlJc w:val="left"/>
+      <w:pPr>
+        <w:tabs>
+          <w:tab w:val="num" w:pos="0"/>
+        </w:tabs>
+        <w:ind w:left="0" w:hanging="0"/>
+      </w:pPr>
+      <w:rPr/>
     </w:lvl>
     <w:lvl w:ilvl="8">
       <w:start w:val="1"/>
       <w:numFmt w:val="none"/>
       <w:suff w:val="nothing"/>
       <w:lvlText w:val=""/>
-      <w:lvlJc w:val="start"/>
-      <w:pPr>
-        <w:tabs>
-          <w:tab w:val="num" w:pos="0"/>
-        </w:tabs>
-        <w:ind w:start="0" w:hanging="0"/>
-      </w:pPr>
+      <w:lvlJc w:val="left"/>
+      <w:pPr>
+        <w:tabs>
+          <w:tab w:val="num" w:pos="0"/>
+        </w:tabs>
+        <w:ind w:left="0" w:hanging="0"/>
+      </w:pPr>
+      <w:rPr/>
     </w:lvl>
   </w:abstractNum>
   <w:num w:numId="1">
@@ -749,7 +798,7 @@
       <w:suppressAutoHyphens w:val="true"/>
       <w:bidi w:val="0"/>
       <w:spacing w:before="0" w:after="0"/>
-      <w:jc w:val="start"/>
+      <w:jc w:val="left"/>
     </w:pPr>
     <w:rPr>
       <w:rFonts w:ascii="Liberation Serif" w:hAnsi="Liberation Serif" w:eastAsia="Noto Serif CJK JP" w:cs="Noto Sans Devanagari"/>
@@ -762,13 +811,13 @@
   </w:style>
   <w:style w:type="paragraph" w:styleId="Heading1">
     <w:name w:val="heading 1"/>
-    <w:basedOn w:val="user"/>
+    <w:basedOn w:val="Style12"/>
     <w:next w:val="BodyText"/>
     <w:qFormat/>
     <w:pPr>
       <w:numPr>
         <w:ilvl w:val="0"/>
-        <w:numId w:val="1"/>
+        <w:numId w:val="2"/>
       </w:numPr>
       <w:spacing w:before="240" w:after="120"/>
       <w:outlineLvl w:val="0"/>
@@ -780,7 +829,27 @@
       <w:szCs w:val="36"/>
     </w:rPr>
   </w:style>
-  <w:style w:type="paragraph" w:styleId="Style13">
+  <w:style w:type="paragraph" w:styleId="Heading2">
+    <w:name w:val="heading 2"/>
+    <w:basedOn w:val="Style12"/>
+    <w:next w:val="BodyText"/>
+    <w:qFormat/>
+    <w:pPr>
+      <w:numPr>
+        <w:ilvl w:val="1"/>
+        <w:numId w:val="1"/>
+      </w:numPr>
+      <w:spacing w:before="200" w:after="120"/>
+      <w:outlineLvl w:val="1"/>
+    </w:pPr>
+    <w:rPr>
+      <w:b/>
+      <w:bCs/>
+      <w:sz w:val="32"/>
+      <w:szCs w:val="32"/>
+    </w:rPr>
+  </w:style>
+  <w:style w:type="paragraph" w:styleId="Style12">
     <w:name w:val="見出し"/>
     <w:basedOn w:val="Normal"/>
     <w:next w:val="BodyText"/>
@@ -790,7 +859,7 @@
       <w:spacing w:before="240" w:after="120"/>
     </w:pPr>
     <w:rPr>
-      <w:rFonts w:ascii="Liberation Sans" w:hAnsi="Liberation Sans" w:eastAsia="Noto Sans JP" w:cs="Arial"/>
+      <w:rFonts w:ascii="Liberation Sans" w:hAnsi="Liberation Sans" w:eastAsia="Noto Sans CJK JP" w:cs="Noto Sans Devanagari"/>
       <w:sz w:val="28"/>
       <w:szCs w:val="28"/>
     </w:rPr>
@@ -827,7 +896,7 @@
       <w:szCs w:val="24"/>
     </w:rPr>
   </w:style>
-  <w:style w:type="paragraph" w:styleId="Style14">
+  <w:style w:type="paragraph" w:styleId="Style13">
     <w:name w:val="索引"/>
     <w:basedOn w:val="Normal"/>
     <w:qFormat/>
@@ -835,7 +904,7 @@
       <w:suppressLineNumbers/>
     </w:pPr>
     <w:rPr>
-      <w:rFonts w:cs="Arial"/>
+      <w:rFonts w:cs="Noto Sans Devanagari"/>
     </w:rPr>
   </w:style>
   <w:style w:type="paragraph" w:styleId="user">
@@ -848,7 +917,7 @@
       <w:spacing w:before="240" w:after="120"/>
     </w:pPr>
     <w:rPr>
-      <w:rFonts w:ascii="Liberation Sans" w:hAnsi="Liberation Sans" w:eastAsia="Noto Sans CJK JP" w:cs="Noto Sans Devanagari"/>
+      <w:rFonts w:ascii="Liberation Sans" w:hAnsi="Liberation Sans" w:eastAsia="Noto Sans JP" w:cs="Arial"/>
       <w:sz w:val="28"/>
       <w:szCs w:val="28"/>
     </w:rPr>
@@ -861,12 +930,12 @@
       <w:suppressLineNumbers/>
     </w:pPr>
     <w:rPr>
-      <w:rFonts w:cs="Noto Sans Devanagari"/>
+      <w:rFonts w:cs="Arial"/>
     </w:rPr>
   </w:style>
   <w:style w:type="paragraph" w:styleId="Title">
     <w:name w:val="Title"/>
-    <w:basedOn w:val="user"/>
+    <w:basedOn w:val="Style12"/>
     <w:next w:val="BodyText"/>
     <w:qFormat/>
     <w:pPr>
